--- a/landing-page/program-detail/rushford-business-school/bba/01-bba-in-business-administration.docx
+++ b/landing-page/program-detail/rushford-business-school/bba/01-bba-in-business-administration.docx
@@ -38,7 +38,7 @@
         <w:t xml:space="preserve">Meta Description: </w:t>
       </w:r>
       <w:r>
-        <w:t>Study the BBA in Business Administration from Rushford Business School, Switzerland. Complete the programme in 20 to 24 months and develop skills in management, marketing, finance, leadership, operations and business strategy.</w:t>
+        <w:t>Study the BBA in Business Administration from Rushford Business School, Switzerland. Complete the program in 20 to 24 months and develop skills in management, marketing, finance, leadership, operations and business strategy.</w:t>
       </w:r>
     </w:p>
     <w:p>
@@ -65,7 +65,7 @@
         <w:rPr>
           <w:sz w:val="22"/>
         </w:rPr>
-        <w:t>A business degree that covers the whole building: management, marketing, finance, HR, operations, and strategy, taught by Rushford Business School in Switzerland. Twenty to twenty-four months, fully online, studied from the UAE.</w:t>
+        <w:t>A business degree that covers the whole building: management, marketing, finance, HR, operations, and strategy, taught by Rushford Business School in Switzerland. 20 to 24 months, fully online, studied from the UAE.</w:t>
       </w:r>
     </w:p>
     <w:p>
@@ -137,7 +137,7 @@
         <w:pStyle w:val="Heading2"/>
       </w:pPr>
       <w:r>
-        <w:t>Programme at a Glance</w:t>
+        <w:t>Program At A Glance</w:t>
       </w:r>
     </w:p>
     <w:tbl>
@@ -334,7 +334,7 @@
         <w:t xml:space="preserve">Note: </w:t>
       </w:r>
       <w:r>
-        <w:t>Programme duration can vary with your entry route and prior qualifications, and the final timeline is confirmed in writing at admission. That written confirmation is where every question about fees and dates belongs too.</w:t>
+        <w:t>Program duration can vary with your entry route and prior qualifications, and the final timeline is confirmed in writing at admission. That written confirmation is where every question about fees and dates belongs too.</w:t>
       </w:r>
     </w:p>
     <w:p>
@@ -342,7 +342,7 @@
         <w:pStyle w:val="Heading2"/>
       </w:pPr>
       <w:r>
-        <w:t>Programme Overview</w:t>
+        <w:t>Program Overview</w:t>
       </w:r>
     </w:p>
     <w:p>
@@ -360,7 +360,7 @@
         <w:pStyle w:val="Heading2"/>
       </w:pPr>
       <w:r>
-        <w:t>Why Choose This Programme</w:t>
+        <w:t>Why Choose This Program</w:t>
       </w:r>
     </w:p>
     <w:p>
@@ -386,7 +386,7 @@
     </w:p>
     <w:p>
       <w:r>
-        <w:t>Communication, team management, and organisational behaviour get dedicated modules, so leading people is studied, not left to luck.</w:t>
+        <w:t>Communication, team management, and organisational behavior get dedicated modules, so leading people is studied, not left to luck.</w:t>
       </w:r>
     </w:p>
     <w:p>
@@ -399,7 +399,7 @@
     </w:p>
     <w:p>
       <w:r>
-        <w:t>The programme covers how organisations analyse their environment, manage change, and make strategic decisions, rather than saving it for the last term.</w:t>
+        <w:t>The program covers how organizations analyse their environment, manage change, and make strategic decisions, rather than saving it for the last term.</w:t>
       </w:r>
     </w:p>
     <w:p>
@@ -438,7 +438,7 @@
     </w:p>
     <w:p>
       <w:r>
-        <w:t>Twenty to twenty-four months of live, interactive online study, which matters because the 2025 ministry rules tie recognised degrees to approved programme structures.</w:t>
+        <w:t>20 to 24 months of live, interactive online study, which matters because the 2025 ministry rules tie recognized degrees to approved program structures.</w:t>
       </w:r>
     </w:p>
     <w:p>
@@ -473,7 +473,7 @@
         <w:pStyle w:val="ListNumber"/>
       </w:pPr>
       <w:r>
-        <w:t>Understand leadership, organisational behaviour, and effective team development</w:t>
+        <w:t>Understand leadership, organisational behavior, and effective team development</w:t>
       </w:r>
     </w:p>
     <w:p>
@@ -630,7 +630,7 @@
     </w:p>
     <w:p>
       <w:r>
-        <w:t>Roles come from the programme's official career outcomes. Where you land also depends on prior experience, and the generalist nature of this degree keeps the widest spread of doors open.</w:t>
+        <w:t>Roles come from the program's official career outcomes. Where you land also depends on prior experience, and the generalist nature of this degree keeps the widest spread of doors open.</w:t>
       </w:r>
     </w:p>
     <w:p>
@@ -638,7 +638,7 @@
         <w:pStyle w:val="Heading2"/>
       </w:pPr>
       <w:r>
-        <w:t>Programme Structure</w:t>
+        <w:t>Program Structure</w:t>
       </w:r>
     </w:p>
     <w:p>
@@ -665,7 +665,7 @@
         <w:pStyle w:val="ListBullet"/>
       </w:pPr>
       <w:r>
-        <w:t>Communications in Organisations</w:t>
+        <w:t>Communications in Organizations</w:t>
       </w:r>
     </w:p>
     <w:p>
@@ -673,7 +673,7 @@
         <w:pStyle w:val="ListBullet"/>
       </w:pPr>
       <w:r>
-        <w:t>Leadership and the Organisation</w:t>
+        <w:t>Leadership and the Organization</w:t>
       </w:r>
     </w:p>
     <w:p>
@@ -746,7 +746,7 @@
         <w:pStyle w:val="ListBullet"/>
       </w:pPr>
       <w:r>
-        <w:t>Business Models and Growing Organisations</w:t>
+        <w:t>Business Models and Growing Organizations</w:t>
       </w:r>
     </w:p>
     <w:p>
@@ -762,7 +762,7 @@
         <w:pStyle w:val="ListBullet"/>
       </w:pPr>
       <w:r>
-        <w:t>Risk Management and Organisations</w:t>
+        <w:t>Risk Management and Organizations</w:t>
       </w:r>
     </w:p>
     <w:p>
@@ -779,7 +779,7 @@
         <w:pStyle w:val="ListBullet"/>
       </w:pPr>
       <w:r>
-        <w:t>Human Resource Management &amp; Organizational Behaviour</w:t>
+        <w:t>Human Resource Management &amp; Organizational Behavior</w:t>
       </w:r>
     </w:p>
     <w:p>
@@ -901,7 +901,7 @@
         <w:pStyle w:val="ListBullet"/>
       </w:pPr>
       <w:r>
-        <w:t>Assignments across the programme, plus a dissertation on a business or management topic of your choice</w:t>
+        <w:t>Assignments across the program, plus a dissertation on a business or management topic of your choice</w:t>
       </w:r>
     </w:p>
     <w:p>
@@ -947,7 +947,7 @@
               <w:rPr>
                 <w:sz w:val="20"/>
               </w:rPr>
-              <w:t>Support through the admission and enrolment process, end to end</w:t>
+              <w:t>Support through the admission and enrollment process, end to end</w:t>
             </w:r>
           </w:p>
         </w:tc>
@@ -976,7 +976,7 @@
               <w:rPr>
                 <w:sz w:val="20"/>
               </w:rPr>
-              <w:t>Guidance on programme expectations and academic requirements from day one</w:t>
+              <w:t>Guidance on program expectations and academic requirements from day one</w:t>
             </w:r>
           </w:p>
         </w:tc>
@@ -1063,7 +1063,7 @@
               <w:rPr>
                 <w:sz w:val="20"/>
               </w:rPr>
-              <w:t>Webinars and industry-focused sessions alongside the academic programme</w:t>
+              <w:t>Webinars and industry-focused sessions alongside the academic program</w:t>
             </w:r>
           </w:p>
         </w:tc>
@@ -1129,7 +1129,7 @@
     </w:p>
     <w:p>
       <w:r>
-        <w:t>MoHRE's 2026 guidelines recommend AED 12,000 a month for university graduates against AED 7,000 for diploma holders, and federal programmes such as Nafis place bachelor's holders in a higher support tier. Policy reads the degree one rung up.</w:t>
+        <w:t>MoHRE's 2026 guidelines recommend AED 12,000 a month for university graduates against AED 7,000 for diploma holders, and federal programs such as Nafis place bachelor's holders in a higher support tier. Policy reads the degree one rung up.</w:t>
       </w:r>
     </w:p>
     <w:p>
@@ -1142,7 +1142,7 @@
     </w:p>
     <w:p>
       <w:r>
-        <w:t>Campus bachelor's programmes in Dubai run AED 35,000 to 65,000 a year, and premium international BBAs are listed between AED 33,000 and 110,000. An online Swiss BBA changes what the family budget has to carry.</w:t>
+        <w:t>Campus bachelor's programs in Dubai run AED 35,000 to 65,000 a year, and premium international BBAs are listed between AED 33,000 and 110,000. An online Swiss BBA changes what the family budget has to carry.</w:t>
       </w:r>
     </w:p>
     <w:p>
@@ -1155,7 +1155,7 @@
     </w:p>
     <w:p>
       <w:r>
-        <w:t>Twenty to twenty-four months sits with the 2025 ministry position that recognised degrees must follow approved programme structures, and those suspiciously short 12-month offers may not meet that test.</w:t>
+        <w:t>20 to 24 months sits with the 2025 ministry position that recognized degrees must follow approved program structures, and those suspiciously short 12-month offers may not meet that test.</w:t>
       </w:r>
     </w:p>
     <w:p>
@@ -1181,7 +1181,7 @@
     </w:p>
     <w:p>
       <w:r>
-        <w:t>Rushford's own postgraduate family picks up from here: twelve MBA specialisations and nine MSc routes, and many students plan both degrees in one counselling call.</w:t>
+        <w:t>Rushford's own postgraduate family picks up from here: 12 MBA specializations and 9 MSc routes, and many students plan both degrees in one counselling call.</w:t>
       </w:r>
     </w:p>
     <w:p>
@@ -1227,7 +1227,7 @@
                 <w:b/>
                 <w:sz w:val="20"/>
               </w:rPr>
-              <w:t>Programme Fees</w:t>
+              <w:t>Program Fees</w:t>
             </w:r>
           </w:p>
         </w:tc>
@@ -1298,7 +1298,7 @@
               <w:rPr>
                 <w:sz w:val="20"/>
               </w:rPr>
-              <w:t>Instalment options available through admissions</w:t>
+              <w:t>Installment options available through admissions</w:t>
             </w:r>
           </w:p>
         </w:tc>
@@ -1370,7 +1370,7 @@
         <w:t xml:space="preserve">Request the fee structure: </w:t>
       </w:r>
       <w:r>
-        <w:t>Programme fees and scholarships move with the intake, which is why no fixed figure sits on this page. Request the personalised fee plan from admissions: it covers fees, scholarships, payment options, admission requirements, and upcoming intake dates, and it binds you to nothing.</w:t>
+        <w:t>Program fees and scholarships move with the intake, which is why no fixed figure is published up front. Request the personalised fee plan from admissions: it covers fees, scholarships, payment options, admission requirements, and upcoming intake dates, and it binds you to nothing.</w:t>
       </w:r>
     </w:p>
     <w:sectPr>
